--- a/landing/src/content/docs/customize/providers.md.docx
+++ b/landing/src/content/docs/customize/providers.md.docx
@@ -85,6 +85,7 @@
           <w:numId w:val="2"/>
         </w:numPr>
         <w:ind w:left="720" w:hanging="360"/>
+        <w:rPr/>
       </w:pPr>
       <w:r>
         <w:rPr>
@@ -100,6 +101,7 @@
           <w:numId w:val="2"/>
         </w:numPr>
         <w:ind w:left="720" w:hanging="360"/>
+        <w:rPr/>
       </w:pPr>
       <w:r>
         <w:rPr>
@@ -115,6 +117,7 @@
           <w:numId w:val="2"/>
         </w:numPr>
         <w:ind w:left="720" w:hanging="360"/>
+        <w:rPr/>
       </w:pPr>
       <w:r>
         <w:rPr>
@@ -130,6 +133,7 @@
           <w:numId w:val="2"/>
         </w:numPr>
         <w:ind w:left="720" w:hanging="360"/>
+        <w:rPr/>
       </w:pPr>
       <w:r>
         <w:rPr>
@@ -145,6 +149,7 @@
           <w:numId w:val="2"/>
         </w:numPr>
         <w:ind w:left="720" w:hanging="360"/>
+        <w:rPr/>
       </w:pPr>
       <w:r>
         <w:rPr>
@@ -160,6 +165,7 @@
           <w:numId w:val="2"/>
         </w:numPr>
         <w:ind w:left="720" w:hanging="360"/>
+        <w:rPr/>
       </w:pPr>
       <w:r>
         <w:rPr>
@@ -175,6 +181,7 @@
           <w:numId w:val="2"/>
         </w:numPr>
         <w:ind w:left="720" w:hanging="360"/>
+        <w:rPr/>
       </w:pPr>
       <w:r>
         <w:rPr>
@@ -1340,7 +1347,7 @@
         <w:pStyle w:val="Heading2"/>
         <w:rPr/>
       </w:pPr>
-      <w:bookmarkStart w:colFirst="0" w:colLast="0" w:name="_fig635fleydn" w:id="0"/>
+      <w:bookmarkStart w:colFirst="0" w:colLast="0" w:name="_lukrt35a4xvr" w:id="0"/>
       <w:bookmarkEnd w:id="0"/>
       <w:r>
         <w:rPr>
@@ -1356,6 +1363,7 @@
           <w:numId w:val="1"/>
         </w:numPr>
         <w:ind w:left="720" w:hanging="360"/>
+        <w:rPr/>
       </w:pPr>
       <w:r>
         <w:rPr>
@@ -1385,6 +1393,7 @@
           <w:numId w:val="1"/>
         </w:numPr>
         <w:ind w:left="720" w:hanging="360"/>
+        <w:rPr/>
       </w:pPr>
       <w:r>
         <w:rPr>
@@ -1414,6 +1423,7 @@
           <w:numId w:val="1"/>
         </w:numPr>
         <w:ind w:left="720" w:hanging="360"/>
+        <w:rPr/>
       </w:pPr>
       <w:r>
         <w:rPr>
@@ -1443,6 +1453,7 @@
           <w:numId w:val="1"/>
         </w:numPr>
         <w:ind w:left="720" w:hanging="360"/>
+        <w:rPr/>
       </w:pPr>
       <w:r>
         <w:rPr>
@@ -1458,6 +1469,7 @@
           <w:numId w:val="1"/>
         </w:numPr>
         <w:ind w:left="720" w:hanging="360"/>
+        <w:rPr/>
       </w:pPr>
       <w:r>
         <w:rPr>
@@ -1521,7 +1533,7 @@
         <w:pStyle w:val="Heading2"/>
         <w:rPr/>
       </w:pPr>
-      <w:bookmarkStart w:colFirst="0" w:colLast="0" w:name="_u2e2uib3lmae" w:id="1"/>
+      <w:bookmarkStart w:colFirst="0" w:colLast="0" w:name="_bnfbp1cls7vm" w:id="1"/>
       <w:bookmarkEnd w:id="1"/>
       <w:r>
         <w:rPr>
@@ -1574,7 +1586,7 @@
         <w:pStyle w:val="Heading2"/>
         <w:rPr/>
       </w:pPr>
-      <w:bookmarkStart w:colFirst="0" w:colLast="0" w:name="_fqircsjxisnc" w:id="2"/>
+      <w:bookmarkStart w:colFirst="0" w:colLast="0" w:name="_u99hzu1u3duz" w:id="2"/>
       <w:bookmarkEnd w:id="2"/>
       <w:r>
         <w:rPr>
@@ -1641,7 +1653,7 @@
         <w:pStyle w:val="Heading2"/>
         <w:rPr/>
       </w:pPr>
-      <w:bookmarkStart w:colFirst="0" w:colLast="0" w:name="_8bf5ve2vphis" w:id="3"/>
+      <w:bookmarkStart w:colFirst="0" w:colLast="0" w:name="_45w017f72j7j" w:id="3"/>
       <w:bookmarkEnd w:id="3"/>
       <w:r>
         <w:rPr>
